--- a/policies/build/rewrite_reference/HCO_AAC_4_v2_REWRITE_DRAFT.docx
+++ b/policies/build/rewrite_reference/HCO_AAC_4_v2_REWRITE_DRAFT.docx
@@ -309,7 +309,7 @@
         <w:pStyle w:val="ListBullet"/>
       </w:pPr>
       <w:r>
-        <w:t>AAC.5 owns re-assessment intervals, care-plan modification after initial assessment, and early-warning escalation.</w:t>
+        <w:t>Re-assessment intervals, care-plan modification after initial assessment, and early-warning escalation are covered in other hospital policies.</w:t>
       </w:r>
     </w:p>
     <w:p>
@@ -317,7 +317,7 @@
         <w:pStyle w:val="ListBullet"/>
       </w:pPr>
       <w:r>
-        <w:t>AAC.2 owns that the patient is registered and admitted before or alongside assessment.</w:t>
+        <w:t>That the patient is registered and admitted before or alongside assessment is covered in other hospital policies.</w:t>
       </w:r>
     </w:p>
     <w:p>
@@ -325,7 +325,7 @@
         <w:pStyle w:val="ListBullet"/>
       </w:pPr>
       <w:r>
-        <w:t>COP.10 / COP.11 own specific procedural pathways referenced by the guidebook; initial assessment for those pathways still uses this standard's formats.</w:t>
+        <w:t>Specific procedural pathways referenced by the guidebook are covered in other hospital policies; initial assessment for those pathways still uses this standard's formats.</w:t>
       </w:r>
     </w:p>
     <w:p>
@@ -585,7 +585,7 @@
     <w:p>
       <w:pPr/>
       <w:r>
-        <w:t>«Hospital Name» begins identifying special discharge needs early in the assessment process — not only on the day of discharge. Nursing and medical assessments both contribute. Detailed discharge process remains under AAC.12; this step owns early identification inside the care plan.</w:t>
+        <w:t>«Hospital Name» begins identifying special discharge needs early in the assessment process — not only on the day of discharge. Nursing and medical assessments both contribute. Detailed discharge process is covered in other hospital policies; this step owns early identification inside the care plan.</w:t>
       </w:r>
     </w:p>
     <w:p>
@@ -1594,7 +1594,7 @@
           </w:tcPr>
           <w:p>
             <w:r>
-              <w:t>Treating doctors and nurses (identify early); AAC.12 owners (execute discharge planning)</w:t>
+              <w:t>Treating doctors and nurses (identify early); discharge-policy owners (execute discharge planning)</w:t>
             </w:r>
           </w:p>
         </w:tc>
@@ -1875,15 +1875,7 @@
         <w:pStyle w:val="ListBullet"/>
       </w:pPr>
       <w:r>
-        <w:t>Correlated standards named in the guidebook interpretation: COP.10.d; COP.11.e.</w:t>
-      </w:r>
-    </w:p>
-    <w:p>
-      <w:pPr>
-        <w:pStyle w:val="ListBullet"/>
-      </w:pPr>
-      <w:r>
-        <w:t>Internal documents of «Hospital Name»: initial-assessment formats (OP, day-care, IP, emergency); assessment privilege list; nursing-assessment templates; care-plan template; medication-reconciliation form; AAC.5 re-assessment policy; AAC.12 discharge policy.</w:t>
+        <w:t>Correlated procedures are covered in other hospital policies.</w:t>
       </w:r>
     </w:p>
     <w:p>
